--- a/public/artifacts/HO_SO_XUAT_KHAU_THONG_QUAN_GSSDIX_FCA_269901/05_HO_SO_KHAI_CO_FORM_D_ECOSYS/03_DON_DE_NGHI_CAP_CO_FORM_D_MAU_SO_04.docx
+++ b/public/artifacts/HO_SO_XUAT_KHAU_THONG_QUAN_GSSDIX_FCA_269901/05_HO_SO_KHAI_CO_FORM_D_ECOSYS/03_DON_DE_NGHI_CAP_CO_FORM_D_MAU_SO_04.docx
@@ -445,7 +445,7 @@
                 <w:i w:val="0"/>
                 <w:sz w:val="18"/>
               </w:rPr>
-              <w:t>Đường bộ (By truck): Kho Nhà máy Thiên Long (Phú Thọ, VN) ➔ Cửa khẩu Quốc tế Lao Bảo (VN) ➔ Cửa khẩu Densavan (Lào) ➔ Savannakhet ➔ Mukdahan (Thái Lan)</w:t>
+              <w:t>Đường bộ (By truck): Kho Nhà máy Thiên Long (Phú Thọ, VN) —&gt; Cửa khẩu Quốc tế Lao Bảo (VN) —&gt; Cửa khẩu Densavan (Lào) —&gt; Savannakhet —&gt; Mukdahan (Thái Lan)</w:t>
             </w:r>
           </w:p>
         </w:tc>
